--- a/pz1/report.docx
+++ b/pz1/report.docx
@@ -3239,7 +3239,7 @@
                 <w:rFonts w:ascii="Times New Roman" w:hAnsi="Times New Roman"/>
                 <w:sz w:val="22"/>
               </w:rPr>
-              <w:t>SH-01 (PO), SH-02 (Разработчик), SH-05 (Руководитель курсовой), SH-06 (Преподаватели лаб.), SH-08 (Комиссия защиты)</w:t>
+              <w:t>SH-01 (PO), SH-02 (Разработчик), SH-05 (Руководитель курсовой), SH-06 (Преподаватели лаб.), SH-07 (Преподаватель ИИТ)</w:t>
             </w:r>
           </w:p>
         </w:tc>
@@ -3292,7 +3292,7 @@
                 <w:rFonts w:ascii="Times New Roman" w:hAnsi="Times New Roman"/>
                 <w:sz w:val="22"/>
               </w:rPr>
-              <w:t>SH-03 (Scrum Master), SH-04 (Review Board), SH-09 (Студенты)</w:t>
+              <w:t>SH-03 (Scrum Master), SH-04 (Review Board), SH-09 (Студенты), SH-10 (Бизнес-аналитики), SH-11 (Архитекторы ПО)</w:t>
             </w:r>
           </w:p>
         </w:tc>
@@ -3345,7 +3345,7 @@
                 <w:rFonts w:ascii="Times New Roman" w:hAnsi="Times New Roman"/>
                 <w:sz w:val="22"/>
               </w:rPr>
-              <w:t>SH-10 (Бизнес-аналитики), SH-11 (Архитекторы ПО), SH-12 (Преподаватели-пользователи)</w:t>
+              <w:t>SH-12 (Преподаватели-пользователи), SH-15 (Хостинг-провайдеры)</w:t>
             </w:r>
           </w:p>
         </w:tc>
@@ -3398,13 +3398,22 @@
                 <w:rFonts w:ascii="Times New Roman" w:hAnsi="Times New Roman"/>
                 <w:sz w:val="22"/>
               </w:rPr>
-              <w:t>SH-07 (Преподаватель ИИТ), SH-13 (AI-провайдеры), SH-15 (Хостинг-провайдеры), SH-17 (Регулятор ПД)</w:t>
+              <w:t>SH-08 (Комиссия защиты), SH-13 (AI-провайдеры), SH-17 (Регулятор ПД)</w:t>
             </w:r>
           </w:p>
         </w:tc>
       </w:tr>
     </w:tbl>
     <w:p/>
+    <w:p>
+      <w:r>
+        <w:rPr>
+          <w:rFonts w:ascii="Times New Roman" w:hAnsi="Times New Roman"/>
+          <w:sz w:val="28"/>
+        </w:rPr>
+        <w:t>Распределение построено по шкале раздела 5.2: SH-07 попадает в квадрант A (влияние 4, интерес 3 — оба значения на границе «высокое/высокий»), SH-08 — в квадрант D (влияние 5, интерес 2 — низкий интерес перевешивает высокое влияние).</w:t>
+      </w:r>
+    </w:p>
     <w:p>
       <w:r>
         <w:br w:type="page"/>
